--- a/TD-H9_manual_ru.en.docx
+++ b/TD-H9_manual_ru.en.docx
@@ -2,7 +2,7 @@
 <file path=word/document.xml><?xml version="1.0" encoding="utf-8"?>
 <w:document xmlns:w="http://schemas.openxmlformats.org/wordprocessingml/2006/main" xmlns:m="http://schemas.openxmlformats.org/officeDocument/2006/math" xmlns:r="http://schemas.openxmlformats.org/officeDocument/2006/relationships" xmlns:o="urn:schemas-microsoft-com:office:office" xmlns:v="urn:schemas-microsoft-com:vml" xmlns:w10="urn:schemas-microsoft-com:office:word" xmlns:a="http://schemas.openxmlformats.org/drawingml/2006/main" xmlns:pic="http://schemas.openxmlformats.org/drawingml/2006/picture" xmlns:wp="http://schemas.openxmlformats.org/drawingml/2006/wordprocessingDrawing">
   <w:body>
-    <w:bookmarkStart w:id="213" w:name="tidradio-td-h9---user-manual"/>
+    <w:bookmarkStart w:id="215" w:name="tidradio-td-h9---user-manual"/>
     <w:p>
       <w:pPr>
         <w:pStyle w:val="Heading1"/>
@@ -1473,7 +1473,7 @@
         <w:t xml:space="preserve">RF Exposure Information.</w:t>
       </w:r>
       <w:r>
-        <w:t xml:space="preserve">Do not allow children to use the radio without adult supervision. Use only the supplied or approved antenna; A damaged antenna may cause a minor burn if it comes into contact with skin. When working head-to-face, keep the radio 1 inch (2.5 cm) away from your face. To wear on the body, use the included belt clip.</w:t>
+        <w:t xml:space="preserve">Do not allow children to use the radio without adult supervision. Use only the supplied or approved antenna; A damaged antenna may cause a minor burn if it comes into contact with skin. When operating head-to-face, keep the radio 1 inch (2.5 cm) away from your face. To wear on the body, use the included belt clip.</w:t>
       </w:r>
     </w:p>
     <w:bookmarkEnd w:id="30"/>
@@ -2002,7 +2002,7 @@
         <w:pStyle w:val="Compact"/>
       </w:pPr>
       <w:r>
-        <w:t xml:space="preserve">Install the battery or radio into the charger (red indicator - charging in progress).</w:t>
+        <w:t xml:space="preserve">Install the battery or walkie-talkie in the charger (red indicator - charging in progress).</w:t>
       </w:r>
     </w:p>
     <w:p>
@@ -2327,7 +2327,7 @@
         <w:t xml:space="preserve">Antenna:</w:t>
       </w:r>
       <w:r>
-        <w:t xml:space="preserve">screw clockwise, remove counterclockwise (by the base).</w:t>
+        <w:t xml:space="preserve">screw clockwise, remove counterclockwise (at the base).</w:t>
       </w:r>
     </w:p>
     <w:p>
@@ -5916,7 +5916,7 @@
         <w:t xml:space="preserve">MR (channel)</w:t>
       </w:r>
       <w:r>
-        <w:t xml:space="preserve">- for everyday use of pre-programmed channels. Switching with ▲/▼ keys or encoder.</w:t>
+        <w:t xml:space="preserve">- for everyday use of pre-programmed channels. Switching with the ▲/▼ keys or the encoder.</w:t>
       </w:r>
     </w:p>
     <w:bookmarkEnd w:id="108"/>
@@ -24795,7 +24795,7 @@
       </w:tr>
     </w:tbl>
     <w:bookmarkEnd w:id="203"/>
-    <w:bookmarkStart w:id="210" w:name="appendix-e-software"/>
+    <w:bookmarkStart w:id="212" w:name="appendix-e-software"/>
     <w:p>
       <w:pPr>
         <w:pStyle w:val="Heading2"/>
@@ -24946,6 +24946,68 @@
               <w:jc w:val="left"/>
             </w:pPr>
             <w:r>
+              <w:t xml:space="preserve">Alternative APRSDroid</w:t>
+            </w:r>
+          </w:p>
+        </w:tc>
+        <w:tc>
+          <w:tcPr/>
+          <w:p>
+            <w:pPr>
+              <w:pStyle w:val="Compact"/>
+              <w:jc w:val="left"/>
+            </w:pPr>
+            <w:hyperlink r:id="rId207">
+              <w:r>
+                <w:rPr>
+                  <w:rStyle w:val="Hyperlink"/>
+                </w:rPr>
+                <w:t xml:space="preserve">APRSDroid 9M2PJU Mod</w:t>
+              </w:r>
+            </w:hyperlink>
+          </w:p>
+        </w:tc>
+      </w:tr>
+      <w:tr>
+        <w:tc>
+          <w:tcPr/>
+          <w:p>
+            <w:pPr>
+              <w:pStyle w:val="Compact"/>
+              <w:jc w:val="left"/>
+            </w:pPr>
+            <w:r>
+              <w:t xml:space="preserve">Android javAPRSSrvr IGate</w:t>
+            </w:r>
+          </w:p>
+        </w:tc>
+        <w:tc>
+          <w:tcPr/>
+          <w:p>
+            <w:pPr>
+              <w:pStyle w:val="Compact"/>
+              <w:jc w:val="left"/>
+            </w:pPr>
+            <w:hyperlink r:id="rId208">
+              <w:r>
+                <w:rPr>
+                  <w:rStyle w:val="Hyperlink"/>
+                </w:rPr>
+                <w:t xml:space="preserve">jawaparsarvar gate</w:t>
+              </w:r>
+            </w:hyperlink>
+          </w:p>
+        </w:tc>
+      </w:tr>
+      <w:tr>
+        <w:tc>
+          <w:tcPr/>
+          <w:p>
+            <w:pPr>
+              <w:pStyle w:val="Compact"/>
+              <w:jc w:val="left"/>
+            </w:pPr>
+            <w:r>
               <w:t xml:space="preserve">Software and firmware</w:t>
             </w:r>
           </w:p>
@@ -24988,7 +25050,7 @@
               <w:pStyle w:val="Compact"/>
               <w:jc w:val="left"/>
             </w:pPr>
-            <w:hyperlink r:id="rId207">
+            <w:hyperlink r:id="rId209">
               <w:r>
                 <w:rPr>
                   <w:rStyle w:val="Hyperlink"/>
@@ -25021,7 +25083,7 @@
               <w:pStyle w:val="Compact"/>
               <w:jc w:val="left"/>
             </w:pPr>
-            <w:hyperlink r:id="rId208">
+            <w:hyperlink r:id="rId210">
               <w:r>
                 <w:rPr>
                   <w:rStyle w:val="Hyperlink"/>
@@ -25052,7 +25114,7 @@
               <w:pStyle w:val="Compact"/>
               <w:jc w:val="left"/>
             </w:pPr>
-            <w:hyperlink r:id="rId209">
+            <w:hyperlink r:id="rId211">
               <w:r>
                 <w:rPr>
                   <w:rStyle w:val="Hyperlink"/>
@@ -25064,8 +25126,8 @@
         </w:tc>
       </w:tr>
     </w:tbl>
-    <w:bookmarkEnd w:id="210"/>
-    <w:bookmarkStart w:id="212" w:name="appendix-f.-channels-and-presets"/>
+    <w:bookmarkEnd w:id="212"/>
+    <w:bookmarkStart w:id="214" w:name="appendix-f.-channels-and-presets"/>
     <w:p>
       <w:pPr>
         <w:pStyle w:val="Heading2"/>
@@ -25082,7 +25144,7 @@
         </w:numPr>
         <w:pStyle w:val="Compact"/>
       </w:pPr>
-      <w:hyperlink r:id="rId211">
+      <w:hyperlink r:id="rId213">
         <w:r>
           <w:rPr>
             <w:rStyle w:val="Hyperlink"/>
@@ -25130,8 +25192,8 @@
         <w:t xml:space="preserve">Legal information and full illustrations are in the original manual.</w:t>
       </w:r>
     </w:p>
-    <w:bookmarkEnd w:id="212"/>
-    <w:bookmarkEnd w:id="213"/>
+    <w:bookmarkEnd w:id="214"/>
+    <w:bookmarkEnd w:id="215"/>
     <w:sectPr/>
   </w:body>
 </w:document>
